--- a/self_learning/DBT_Joins_LeetCode_selfLearning.docx
+++ b/self_learning/DBT_Joins_LeetCode_selfLearning.docx
@@ -130,6 +130,7 @@
         <w:rPr>
           <w:b/>
           <w:bCs/>
+          <w:noProof/>
         </w:rPr>
         <w:drawing>
           <wp:inline distT="0" distB="0" distL="0" distR="0" wp14:anchorId="521534EA" wp14:editId="57B3C350">
@@ -228,6 +229,7 @@
         <w:rPr>
           <w:b/>
           <w:bCs/>
+          <w:noProof/>
         </w:rPr>
         <w:drawing>
           <wp:inline distT="0" distB="0" distL="0" distR="0" wp14:anchorId="4D0CC59F" wp14:editId="64E12C46">
@@ -326,6 +328,7 @@
         <w:rPr>
           <w:b/>
           <w:bCs/>
+          <w:noProof/>
         </w:rPr>
         <w:lastRenderedPageBreak/>
         <w:drawing>
@@ -425,6 +428,7 @@
         <w:rPr>
           <w:b/>
           <w:bCs/>
+          <w:noProof/>
         </w:rPr>
         <w:drawing>
           <wp:inline distT="0" distB="0" distL="0" distR="0" wp14:anchorId="12B576F5" wp14:editId="66990ECE">
@@ -501,6 +505,24 @@
           <w:t>https://leetcode.com/problems/managers-with-at-least-5-direct-reports</w:t>
         </w:r>
       </w:hyperlink>
+    </w:p>
+    <w:p>
+      <w:pPr>
+        <w:pStyle w:val="ListParagraph"/>
+        <w:rPr>
+          <w:b/>
+          <w:bCs/>
+        </w:rPr>
+      </w:pPr>
+    </w:p>
+    <w:p>
+      <w:pPr>
+        <w:pStyle w:val="ListParagraph"/>
+        <w:rPr>
+          <w:b/>
+          <w:bCs/>
+        </w:rPr>
+      </w:pPr>
     </w:p>
     <w:p>
       <w:pPr>
@@ -1243,6 +1265,7 @@
   <w:style w:type="character" w:default="1" w:styleId="DefaultParagraphFont">
     <w:name w:val="Default Paragraph Font"/>
     <w:uiPriority w:val="1"/>
+    <w:semiHidden/>
     <w:unhideWhenUsed/>
   </w:style>
   <w:style w:type="table" w:default="1" w:styleId="TableNormal">

--- a/self_learning/DBT_Joins_LeetCode_selfLearning.docx
+++ b/self_learning/DBT_Joins_LeetCode_selfLearning.docx
@@ -505,6 +505,429 @@
           <w:t>https://leetcode.com/problems/managers-with-at-least-5-direct-reports</w:t>
         </w:r>
       </w:hyperlink>
+    </w:p>
+    <w:p>
+      <w:pPr>
+        <w:pStyle w:val="ListParagraph"/>
+        <w:rPr>
+          <w:b/>
+          <w:bCs/>
+        </w:rPr>
+      </w:pPr>
+    </w:p>
+    <w:p>
+      <w:pPr>
+        <w:pStyle w:val="ListParagraph"/>
+        <w:rPr>
+          <w:b/>
+          <w:bCs/>
+        </w:rPr>
+      </w:pPr>
+      <w:r>
+        <w:rPr>
+          <w:b/>
+          <w:bCs/>
+        </w:rPr>
+        <w:lastRenderedPageBreak/>
+        <w:drawing>
+          <wp:inline distT="0" distB="0" distL="0" distR="0" wp14:anchorId="761A04E9" wp14:editId="3F65E4FA">
+            <wp:extent cx="6028267" cy="2700020"/>
+            <wp:effectExtent l="0" t="0" r="0" b="5080"/>
+            <wp:docPr id="963956310" name="Picture 1"/>
+            <wp:cNvGraphicFramePr>
+              <a:graphicFrameLocks xmlns:a="http://schemas.openxmlformats.org/drawingml/2006/main" noChangeAspect="1"/>
+            </wp:cNvGraphicFramePr>
+            <a:graphic xmlns:a="http://schemas.openxmlformats.org/drawingml/2006/main">
+              <a:graphicData uri="http://schemas.openxmlformats.org/drawingml/2006/picture">
+                <pic:pic xmlns:pic="http://schemas.openxmlformats.org/drawingml/2006/picture">
+                  <pic:nvPicPr>
+                    <pic:cNvPr id="963956310" name=""/>
+                    <pic:cNvPicPr/>
+                  </pic:nvPicPr>
+                  <pic:blipFill>
+                    <a:blip r:embed="rId14"/>
+                    <a:stretch>
+                      <a:fillRect/>
+                    </a:stretch>
+                  </pic:blipFill>
+                  <pic:spPr>
+                    <a:xfrm>
+                      <a:off x="0" y="0"/>
+                      <a:ext cx="6029779" cy="2700697"/>
+                    </a:xfrm>
+                    <a:prstGeom prst="rect">
+                      <a:avLst/>
+                    </a:prstGeom>
+                  </pic:spPr>
+                </pic:pic>
+              </a:graphicData>
+            </a:graphic>
+          </wp:inline>
+        </w:drawing>
+      </w:r>
+    </w:p>
+    <w:p>
+      <w:pPr>
+        <w:pStyle w:val="ListParagraph"/>
+        <w:rPr>
+          <w:b/>
+          <w:bCs/>
+        </w:rPr>
+      </w:pPr>
+    </w:p>
+    <w:p>
+      <w:pPr>
+        <w:pStyle w:val="ListParagraph"/>
+        <w:numPr>
+          <w:ilvl w:val="0"/>
+          <w:numId w:val="1"/>
+        </w:numPr>
+        <w:rPr>
+          <w:b/>
+          <w:bCs/>
+        </w:rPr>
+      </w:pPr>
+      <w:r>
+        <w:rPr>
+          <w:b/>
+          <w:bCs/>
+        </w:rPr>
+        <w:t xml:space="preserve">Asian Population </w:t>
+      </w:r>
+      <w:hyperlink r:id="rId15" w:history="1">
+        <w:r>
+          <w:rPr>
+            <w:rStyle w:val="Hyperlink"/>
+            <w:b/>
+            <w:bCs/>
+          </w:rPr>
+          <w:t>https://www.hackerrank.com/challenges/asian-population</w:t>
+        </w:r>
+      </w:hyperlink>
+    </w:p>
+    <w:p>
+      <w:pPr>
+        <w:pStyle w:val="ListParagraph"/>
+        <w:rPr>
+          <w:b/>
+          <w:bCs/>
+        </w:rPr>
+      </w:pPr>
+    </w:p>
+    <w:p>
+      <w:pPr>
+        <w:pStyle w:val="ListParagraph"/>
+        <w:rPr>
+          <w:b/>
+          <w:bCs/>
+        </w:rPr>
+      </w:pPr>
+      <w:r>
+        <w:rPr>
+          <w:b/>
+          <w:bCs/>
+        </w:rPr>
+        <w:drawing>
+          <wp:inline distT="0" distB="0" distL="0" distR="0" wp14:anchorId="03254A4C" wp14:editId="723D30BD">
+            <wp:extent cx="5731510" cy="1395730"/>
+            <wp:effectExtent l="0" t="0" r="2540" b="0"/>
+            <wp:docPr id="1272249559" name="Picture 1"/>
+            <wp:cNvGraphicFramePr>
+              <a:graphicFrameLocks xmlns:a="http://schemas.openxmlformats.org/drawingml/2006/main" noChangeAspect="1"/>
+            </wp:cNvGraphicFramePr>
+            <a:graphic xmlns:a="http://schemas.openxmlformats.org/drawingml/2006/main">
+              <a:graphicData uri="http://schemas.openxmlformats.org/drawingml/2006/picture">
+                <pic:pic xmlns:pic="http://schemas.openxmlformats.org/drawingml/2006/picture">
+                  <pic:nvPicPr>
+                    <pic:cNvPr id="1272249559" name=""/>
+                    <pic:cNvPicPr/>
+                  </pic:nvPicPr>
+                  <pic:blipFill>
+                    <a:blip r:embed="rId16"/>
+                    <a:stretch>
+                      <a:fillRect/>
+                    </a:stretch>
+                  </pic:blipFill>
+                  <pic:spPr>
+                    <a:xfrm>
+                      <a:off x="0" y="0"/>
+                      <a:ext cx="5731510" cy="1395730"/>
+                    </a:xfrm>
+                    <a:prstGeom prst="rect">
+                      <a:avLst/>
+                    </a:prstGeom>
+                  </pic:spPr>
+                </pic:pic>
+              </a:graphicData>
+            </a:graphic>
+          </wp:inline>
+        </w:drawing>
+      </w:r>
+    </w:p>
+    <w:p>
+      <w:pPr>
+        <w:pStyle w:val="ListParagraph"/>
+        <w:rPr>
+          <w:b/>
+          <w:bCs/>
+        </w:rPr>
+      </w:pPr>
+      <w:r>
+        <w:rPr>
+          <w:b/>
+          <w:bCs/>
+        </w:rPr>
+        <w:drawing>
+          <wp:inline distT="0" distB="0" distL="0" distR="0" wp14:anchorId="1FD98CAA" wp14:editId="4138DE28">
+            <wp:extent cx="5731510" cy="3550920"/>
+            <wp:effectExtent l="0" t="0" r="2540" b="0"/>
+            <wp:docPr id="717664114" name="Picture 1"/>
+            <wp:cNvGraphicFramePr>
+              <a:graphicFrameLocks xmlns:a="http://schemas.openxmlformats.org/drawingml/2006/main" noChangeAspect="1"/>
+            </wp:cNvGraphicFramePr>
+            <a:graphic xmlns:a="http://schemas.openxmlformats.org/drawingml/2006/main">
+              <a:graphicData uri="http://schemas.openxmlformats.org/drawingml/2006/picture">
+                <pic:pic xmlns:pic="http://schemas.openxmlformats.org/drawingml/2006/picture">
+                  <pic:nvPicPr>
+                    <pic:cNvPr id="717664114" name=""/>
+                    <pic:cNvPicPr/>
+                  </pic:nvPicPr>
+                  <pic:blipFill>
+                    <a:blip r:embed="rId17"/>
+                    <a:stretch>
+                      <a:fillRect/>
+                    </a:stretch>
+                  </pic:blipFill>
+                  <pic:spPr>
+                    <a:xfrm>
+                      <a:off x="0" y="0"/>
+                      <a:ext cx="5731510" cy="3550920"/>
+                    </a:xfrm>
+                    <a:prstGeom prst="rect">
+                      <a:avLst/>
+                    </a:prstGeom>
+                  </pic:spPr>
+                </pic:pic>
+              </a:graphicData>
+            </a:graphic>
+          </wp:inline>
+        </w:drawing>
+      </w:r>
+    </w:p>
+    <w:p>
+      <w:pPr>
+        <w:pStyle w:val="ListParagraph"/>
+        <w:rPr>
+          <w:b/>
+          <w:bCs/>
+        </w:rPr>
+      </w:pPr>
+    </w:p>
+    <w:p>
+      <w:pPr>
+        <w:pStyle w:val="ListParagraph"/>
+        <w:numPr>
+          <w:ilvl w:val="0"/>
+          <w:numId w:val="1"/>
+        </w:numPr>
+        <w:rPr>
+          <w:b/>
+          <w:bCs/>
+        </w:rPr>
+      </w:pPr>
+      <w:r>
+        <w:rPr>
+          <w:b/>
+          <w:bCs/>
+        </w:rPr>
+        <w:lastRenderedPageBreak/>
+        <w:t xml:space="preserve">Average Population of Each Continent </w:t>
+      </w:r>
+      <w:hyperlink r:id="rId18" w:history="1">
+        <w:r>
+          <w:rPr>
+            <w:rStyle w:val="Hyperlink"/>
+            <w:b/>
+            <w:bCs/>
+          </w:rPr>
+          <w:t>https://www.hackerrank.com/challenges/average-population-of-each-continent</w:t>
+        </w:r>
+      </w:hyperlink>
+    </w:p>
+    <w:p>
+      <w:pPr>
+        <w:pStyle w:val="ListParagraph"/>
+        <w:rPr>
+          <w:b/>
+          <w:bCs/>
+        </w:rPr>
+      </w:pPr>
+    </w:p>
+    <w:p>
+      <w:pPr>
+        <w:pStyle w:val="ListParagraph"/>
+        <w:rPr>
+          <w:b/>
+          <w:bCs/>
+        </w:rPr>
+      </w:pPr>
+      <w:r>
+        <w:rPr>
+          <w:b/>
+          <w:bCs/>
+        </w:rPr>
+        <w:drawing>
+          <wp:inline distT="0" distB="0" distL="0" distR="0" wp14:anchorId="0258C661" wp14:editId="63103C76">
+            <wp:extent cx="5731510" cy="1613535"/>
+            <wp:effectExtent l="0" t="0" r="2540" b="5715"/>
+            <wp:docPr id="1067901288" name="Picture 1"/>
+            <wp:cNvGraphicFramePr>
+              <a:graphicFrameLocks xmlns:a="http://schemas.openxmlformats.org/drawingml/2006/main" noChangeAspect="1"/>
+            </wp:cNvGraphicFramePr>
+            <a:graphic xmlns:a="http://schemas.openxmlformats.org/drawingml/2006/main">
+              <a:graphicData uri="http://schemas.openxmlformats.org/drawingml/2006/picture">
+                <pic:pic xmlns:pic="http://schemas.openxmlformats.org/drawingml/2006/picture">
+                  <pic:nvPicPr>
+                    <pic:cNvPr id="1067901288" name=""/>
+                    <pic:cNvPicPr/>
+                  </pic:nvPicPr>
+                  <pic:blipFill>
+                    <a:blip r:embed="rId19"/>
+                    <a:stretch>
+                      <a:fillRect/>
+                    </a:stretch>
+                  </pic:blipFill>
+                  <pic:spPr>
+                    <a:xfrm>
+                      <a:off x="0" y="0"/>
+                      <a:ext cx="5731510" cy="1613535"/>
+                    </a:xfrm>
+                    <a:prstGeom prst="rect">
+                      <a:avLst/>
+                    </a:prstGeom>
+                  </pic:spPr>
+                </pic:pic>
+              </a:graphicData>
+            </a:graphic>
+          </wp:inline>
+        </w:drawing>
+      </w:r>
+    </w:p>
+    <w:p>
+      <w:pPr>
+        <w:pStyle w:val="ListParagraph"/>
+        <w:rPr>
+          <w:b/>
+          <w:bCs/>
+        </w:rPr>
+      </w:pPr>
+      <w:r>
+        <w:rPr>
+          <w:b/>
+          <w:bCs/>
+        </w:rPr>
+        <w:drawing>
+          <wp:inline distT="0" distB="0" distL="0" distR="0" wp14:anchorId="5B7D10B2" wp14:editId="7FEA0EB1">
+            <wp:extent cx="5731510" cy="2592705"/>
+            <wp:effectExtent l="0" t="0" r="2540" b="0"/>
+            <wp:docPr id="121544960" name="Picture 1"/>
+            <wp:cNvGraphicFramePr>
+              <a:graphicFrameLocks xmlns:a="http://schemas.openxmlformats.org/drawingml/2006/main" noChangeAspect="1"/>
+            </wp:cNvGraphicFramePr>
+            <a:graphic xmlns:a="http://schemas.openxmlformats.org/drawingml/2006/main">
+              <a:graphicData uri="http://schemas.openxmlformats.org/drawingml/2006/picture">
+                <pic:pic xmlns:pic="http://schemas.openxmlformats.org/drawingml/2006/picture">
+                  <pic:nvPicPr>
+                    <pic:cNvPr id="121544960" name=""/>
+                    <pic:cNvPicPr/>
+                  </pic:nvPicPr>
+                  <pic:blipFill>
+                    <a:blip r:embed="rId20"/>
+                    <a:stretch>
+                      <a:fillRect/>
+                    </a:stretch>
+                  </pic:blipFill>
+                  <pic:spPr>
+                    <a:xfrm>
+                      <a:off x="0" y="0"/>
+                      <a:ext cx="5731510" cy="2592705"/>
+                    </a:xfrm>
+                    <a:prstGeom prst="rect">
+                      <a:avLst/>
+                    </a:prstGeom>
+                  </pic:spPr>
+                </pic:pic>
+              </a:graphicData>
+            </a:graphic>
+          </wp:inline>
+        </w:drawing>
+      </w:r>
+    </w:p>
+    <w:p>
+      <w:pPr>
+        <w:pStyle w:val="ListParagraph"/>
+        <w:rPr>
+          <w:b/>
+          <w:bCs/>
+        </w:rPr>
+      </w:pPr>
+    </w:p>
+    <w:p>
+      <w:pPr>
+        <w:pStyle w:val="ListParagraph"/>
+        <w:numPr>
+          <w:ilvl w:val="0"/>
+          <w:numId w:val="1"/>
+        </w:numPr>
+        <w:rPr>
+          <w:b/>
+          <w:bCs/>
+        </w:rPr>
+      </w:pPr>
+      <w:r>
+        <w:rPr>
+          <w:b/>
+          <w:bCs/>
+        </w:rPr>
+        <w:t xml:space="preserve">Last Person to Fit in the Bus </w:t>
+      </w:r>
+      <w:hyperlink r:id="rId21" w:history="1">
+        <w:r>
+          <w:rPr>
+            <w:rStyle w:val="Hyperlink"/>
+            <w:b/>
+            <w:bCs/>
+          </w:rPr>
+          <w:t>https://leetcode.com/problems/last-person-to-fit-in-the-bus</w:t>
+        </w:r>
+      </w:hyperlink>
+    </w:p>
+    <w:p>
+      <w:pPr>
+        <w:pStyle w:val="ListParagraph"/>
+        <w:rPr>
+          <w:b/>
+          <w:bCs/>
+        </w:rPr>
+      </w:pPr>
+    </w:p>
+    <w:p>
+      <w:pPr>
+        <w:pStyle w:val="ListParagraph"/>
+        <w:rPr>
+          <w:b/>
+          <w:bCs/>
+        </w:rPr>
+      </w:pPr>
+    </w:p>
+    <w:p>
+      <w:pPr>
+        <w:pStyle w:val="ListParagraph"/>
+        <w:rPr>
+          <w:b/>
+          <w:bCs/>
+        </w:rPr>
+      </w:pPr>
     </w:p>
     <w:p>
       <w:pPr>
@@ -1265,7 +1688,6 @@
   <w:style w:type="character" w:default="1" w:styleId="DefaultParagraphFont">
     <w:name w:val="Default Paragraph Font"/>
     <w:uiPriority w:val="1"/>
-    <w:semiHidden/>
     <w:unhideWhenUsed/>
   </w:style>
   <w:style w:type="table" w:default="1" w:styleId="TableNormal">

--- a/self_learning/DBT_Joins_LeetCode_selfLearning.docx
+++ b/self_learning/DBT_Joins_LeetCode_selfLearning.docx
@@ -527,6 +527,7 @@
         <w:rPr>
           <w:b/>
           <w:bCs/>
+          <w:noProof/>
         </w:rPr>
         <w:lastRenderedPageBreak/>
         <w:drawing>
@@ -626,6 +627,7 @@
         <w:rPr>
           <w:b/>
           <w:bCs/>
+          <w:noProof/>
         </w:rPr>
         <w:drawing>
           <wp:inline distT="0" distB="0" distL="0" distR="0" wp14:anchorId="03254A4C" wp14:editId="723D30BD">
@@ -676,6 +678,7 @@
         <w:rPr>
           <w:b/>
           <w:bCs/>
+          <w:noProof/>
         </w:rPr>
         <w:drawing>
           <wp:inline distT="0" distB="0" distL="0" distR="0" wp14:anchorId="1FD98CAA" wp14:editId="4138DE28">
@@ -775,6 +778,7 @@
         <w:rPr>
           <w:b/>
           <w:bCs/>
+          <w:noProof/>
         </w:rPr>
         <w:drawing>
           <wp:inline distT="0" distB="0" distL="0" distR="0" wp14:anchorId="0258C661" wp14:editId="63103C76">
@@ -825,6 +829,7 @@
         <w:rPr>
           <w:b/>
           <w:bCs/>
+          <w:noProof/>
         </w:rPr>
         <w:drawing>
           <wp:inline distT="0" distB="0" distL="0" distR="0" wp14:anchorId="5B7D10B2" wp14:editId="7FEA0EB1">
@@ -919,6 +924,196 @@
           <w:bCs/>
         </w:rPr>
       </w:pPr>
+      <w:r>
+        <w:rPr>
+          <w:b/>
+          <w:bCs/>
+        </w:rPr>
+        <w:drawing>
+          <wp:inline distT="0" distB="0" distL="0" distR="0" wp14:anchorId="67BFB2CB" wp14:editId="247DB54F">
+            <wp:extent cx="5731510" cy="2710815"/>
+            <wp:effectExtent l="0" t="0" r="2540" b="0"/>
+            <wp:docPr id="1771578435" name="Picture 1"/>
+            <wp:cNvGraphicFramePr>
+              <a:graphicFrameLocks xmlns:a="http://schemas.openxmlformats.org/drawingml/2006/main" noChangeAspect="1"/>
+            </wp:cNvGraphicFramePr>
+            <a:graphic xmlns:a="http://schemas.openxmlformats.org/drawingml/2006/main">
+              <a:graphicData uri="http://schemas.openxmlformats.org/drawingml/2006/picture">
+                <pic:pic xmlns:pic="http://schemas.openxmlformats.org/drawingml/2006/picture">
+                  <pic:nvPicPr>
+                    <pic:cNvPr id="1771578435" name=""/>
+                    <pic:cNvPicPr/>
+                  </pic:nvPicPr>
+                  <pic:blipFill>
+                    <a:blip r:embed="rId22"/>
+                    <a:stretch>
+                      <a:fillRect/>
+                    </a:stretch>
+                  </pic:blipFill>
+                  <pic:spPr>
+                    <a:xfrm>
+                      <a:off x="0" y="0"/>
+                      <a:ext cx="5731510" cy="2710815"/>
+                    </a:xfrm>
+                    <a:prstGeom prst="rect">
+                      <a:avLst/>
+                    </a:prstGeom>
+                  </pic:spPr>
+                </pic:pic>
+              </a:graphicData>
+            </a:graphic>
+          </wp:inline>
+        </w:drawing>
+      </w:r>
+    </w:p>
+    <w:p>
+      <w:pPr>
+        <w:pStyle w:val="ListParagraph"/>
+        <w:rPr>
+          <w:b/>
+          <w:bCs/>
+        </w:rPr>
+      </w:pPr>
+      <w:r>
+        <w:rPr>
+          <w:b/>
+          <w:bCs/>
+        </w:rPr>
+        <w:lastRenderedPageBreak/>
+        <w:drawing>
+          <wp:inline distT="0" distB="0" distL="0" distR="0" wp14:anchorId="34D55ABB" wp14:editId="6D2C7B7A">
+            <wp:extent cx="6012873" cy="2700655"/>
+            <wp:effectExtent l="0" t="0" r="6985" b="4445"/>
+            <wp:docPr id="1701907729" name="Picture 1"/>
+            <wp:cNvGraphicFramePr>
+              <a:graphicFrameLocks xmlns:a="http://schemas.openxmlformats.org/drawingml/2006/main" noChangeAspect="1"/>
+            </wp:cNvGraphicFramePr>
+            <a:graphic xmlns:a="http://schemas.openxmlformats.org/drawingml/2006/main">
+              <a:graphicData uri="http://schemas.openxmlformats.org/drawingml/2006/picture">
+                <pic:pic xmlns:pic="http://schemas.openxmlformats.org/drawingml/2006/picture">
+                  <pic:nvPicPr>
+                    <pic:cNvPr id="1701907729" name=""/>
+                    <pic:cNvPicPr/>
+                  </pic:nvPicPr>
+                  <pic:blipFill>
+                    <a:blip r:embed="rId23"/>
+                    <a:stretch>
+                      <a:fillRect/>
+                    </a:stretch>
+                  </pic:blipFill>
+                  <pic:spPr>
+                    <a:xfrm>
+                      <a:off x="0" y="0"/>
+                      <a:ext cx="6015574" cy="2701868"/>
+                    </a:xfrm>
+                    <a:prstGeom prst="rect">
+                      <a:avLst/>
+                    </a:prstGeom>
+                  </pic:spPr>
+                </pic:pic>
+              </a:graphicData>
+            </a:graphic>
+          </wp:inline>
+        </w:drawing>
+      </w:r>
+    </w:p>
+    <w:p>
+      <w:pPr>
+        <w:pStyle w:val="ListParagraph"/>
+        <w:rPr>
+          <w:b/>
+          <w:bCs/>
+        </w:rPr>
+      </w:pPr>
+    </w:p>
+    <w:p>
+      <w:pPr>
+        <w:pStyle w:val="ListParagraph"/>
+        <w:numPr>
+          <w:ilvl w:val="0"/>
+          <w:numId w:val="1"/>
+        </w:numPr>
+        <w:rPr>
+          <w:b/>
+          <w:bCs/>
+        </w:rPr>
+      </w:pPr>
+      <w:r>
+        <w:rPr>
+          <w:b/>
+          <w:bCs/>
+        </w:rPr>
+        <w:t xml:space="preserve">Product Price at a Given Date </w:t>
+      </w:r>
+      <w:hyperlink r:id="rId24" w:history="1">
+        <w:r>
+          <w:rPr>
+            <w:rStyle w:val="Hyperlink"/>
+            <w:b/>
+            <w:bCs/>
+          </w:rPr>
+          <w:t>https://leetcode.com/problems/product-price-at-a-given-date</w:t>
+        </w:r>
+      </w:hyperlink>
+    </w:p>
+    <w:p>
+      <w:pPr>
+        <w:pStyle w:val="ListParagraph"/>
+        <w:rPr>
+          <w:b/>
+          <w:bCs/>
+        </w:rPr>
+      </w:pPr>
+    </w:p>
+    <w:p>
+      <w:pPr>
+        <w:pStyle w:val="ListParagraph"/>
+        <w:rPr>
+          <w:b/>
+          <w:bCs/>
+        </w:rPr>
+      </w:pPr>
+      <w:r>
+        <w:rPr>
+          <w:b/>
+          <w:bCs/>
+        </w:rPr>
+        <w:drawing>
+          <wp:inline distT="0" distB="0" distL="0" distR="0" wp14:anchorId="48CA13F8" wp14:editId="26081B73">
+            <wp:extent cx="5731510" cy="2688590"/>
+            <wp:effectExtent l="0" t="0" r="2540" b="0"/>
+            <wp:docPr id="2039088128" name="Picture 1"/>
+            <wp:cNvGraphicFramePr>
+              <a:graphicFrameLocks xmlns:a="http://schemas.openxmlformats.org/drawingml/2006/main" noChangeAspect="1"/>
+            </wp:cNvGraphicFramePr>
+            <a:graphic xmlns:a="http://schemas.openxmlformats.org/drawingml/2006/main">
+              <a:graphicData uri="http://schemas.openxmlformats.org/drawingml/2006/picture">
+                <pic:pic xmlns:pic="http://schemas.openxmlformats.org/drawingml/2006/picture">
+                  <pic:nvPicPr>
+                    <pic:cNvPr id="2039088128" name=""/>
+                    <pic:cNvPicPr/>
+                  </pic:nvPicPr>
+                  <pic:blipFill>
+                    <a:blip r:embed="rId25"/>
+                    <a:stretch>
+                      <a:fillRect/>
+                    </a:stretch>
+                  </pic:blipFill>
+                  <pic:spPr>
+                    <a:xfrm>
+                      <a:off x="0" y="0"/>
+                      <a:ext cx="5731510" cy="2688590"/>
+                    </a:xfrm>
+                    <a:prstGeom prst="rect">
+                      <a:avLst/>
+                    </a:prstGeom>
+                  </pic:spPr>
+                </pic:pic>
+              </a:graphicData>
+            </a:graphic>
+          </wp:inline>
+        </w:drawing>
+      </w:r>
     </w:p>
     <w:p>
       <w:pPr>
